--- a/courts/second-circuit/connecticut/state/court-of-appeals/petition-for-review/usage/OUTPUT-petition-for-review.docx
+++ b/courts/second-circuit/connecticut/state/court-of-appeals/petition-for-review/usage/OUTPUT-petition-for-review.docx
@@ -265,9 +265,7 @@
           <w:b/>
           <w:bCs/>
         </w:rPr>
-        <w:t xml:space="preserve">51</w:t>
-        <w:noBreakHyphen/>
-        <w:t xml:space="preserve">164x</w:t>
+        <w:t xml:space="preserve">51-⁠164x</w:t>
       </w:r>
       <w:r>
         <w:rPr>
@@ -337,9 +335,7 @@
           <w:b/>
           <w:bCs/>
         </w:rPr>
-        <w:t xml:space="preserve">77</w:t>
-        <w:noBreakHyphen/>
-        <w:t xml:space="preserve">1</w:t>
+        <w:t xml:space="preserve">77-⁠1</w:t>
       </w:r>
     </w:p>
     <w:p>
@@ -459,9 +455,7 @@
         <w:t xml:space="preserve"> </w:t>
       </w:r>
       <w:r>
-        <w:t xml:space="preserve">471</w:t>
-        <w:noBreakHyphen/>
-        <w:t xml:space="preserve">8471</w:t>
+        <w:t xml:space="preserve">471-⁠8471</w:t>
       </w:r>
     </w:p>
     <w:p>
@@ -643,13 +637,7 @@
         <w:t xml:space="preserve">Richardson v. Semple</w:t>
       </w:r>
       <w:r>
-        <w:t xml:space="preserve">, No. HHD-CV18</w:t>
-      </w:r>
-      <w:r>
-        <w:noBreakHyphen/>
-      </w:r>
-      <w:r>
-        <w:t xml:space="preserve">6098918-S (Conn. Super. Ct. Nov. 15, 2018).</w:t>
+        <w:t xml:space="preserve">, No. HHD-CV18-⁠6098918-S (Conn. Super. Ct. Nov. 15, 2018).</w:t>
       </w:r>
     </w:p>
     <w:p>
@@ -672,7 +660,7 @@
         <w:t xml:space="preserve"> </w:t>
       </w:r>
       <w:r>
-        <w:t xml:space="preserve">“the use of Department of Correction (DOC) videotape recordings . . . during the litigation of”</w:t>
+        <w:t xml:space="preserve">“the use of Department of Correction (DOC) videotape recordings ⁠. ⁠. ⁠. during the litigation of”</w:t>
       </w:r>
       <w:r>
         <w:t xml:space="preserve"> </w:t>
@@ -884,7 +872,7 @@
         <w:t xml:space="preserve"> </w:t>
       </w:r>
       <w:r>
-        <w:t xml:space="preserve">“limit[ing] the disclosure of any . . . material on file with the court”</w:t>
+        <w:t xml:space="preserve">“limit[ing] the disclosure of any ⁠. ⁠. ⁠. material on file with the court”</w:t>
       </w:r>
       <w:r>
         <w:t xml:space="preserve"> </w:t>
@@ -1477,7 +1465,7 @@
         <w:t xml:space="preserve"> </w:t>
       </w:r>
       <w:r>
-        <w:t xml:space="preserve">“the scope of the discovery . . . to certain matters.”</w:t>
+        <w:t xml:space="preserve">“the scope of the discovery ⁠. ⁠. ⁠. to certain matters.”</w:t>
       </w:r>
       <w:r>
         <w:t xml:space="preserve"> </w:t>
@@ -2081,7 +2069,7 @@
         <w:t xml:space="preserve"> </w:t>
       </w:r>
       <w:r>
-        <w:t xml:space="preserve">“shall not order that any . . . materials on file with the court or filed in connection with a court proceeding be sealed or their disclosure limited.”</w:t>
+        <w:t xml:space="preserve">“shall not order that any ⁠. ⁠. ⁠. materials on file with the court or filed in connection with a court proceeding be sealed or their disclosure limited.”</w:t>
       </w:r>
       <w:r>
         <w:t xml:space="preserve"> </w:t>
@@ -2158,7 +2146,7 @@
         <w:t xml:space="preserve"> </w:t>
       </w:r>
       <w:r>
-        <w:t xml:space="preserve">“[w]hen addressing questions of federal law . . . give special consideration to the decisions of the Second Circuit”</w:t>
+        <w:t xml:space="preserve">“[w]hen addressing questions of federal law ⁠. ⁠. ⁠. give special consideration to the decisions of the Second Circuit”</w:t>
       </w:r>
       <w:r>
         <w:t xml:space="preserve">). The First Amendment right of public access attaches to</w:t>
@@ -2213,13 +2201,7 @@
         <w:t xml:space="preserve">Vargas v. Doe</w:t>
       </w:r>
       <w:r>
-        <w:t xml:space="preserve">, 96 Conn. App. 399, 411</w:t>
-      </w:r>
-      <w:r>
-        <w:noBreakHyphen/>
-      </w:r>
-      <w:r>
-        <w:t xml:space="preserve">12 (2006). A court may not grant sealing unless it</w:t>
+        <w:t xml:space="preserve">, 96 Conn. App. 399, 411-⁠12 (2006). A court may not grant sealing unless it</w:t>
       </w:r>
       <w:r>
         <w:t xml:space="preserve"> </w:t>
@@ -2261,7 +2243,7 @@
         <w:t xml:space="preserve"> </w:t>
       </w:r>
       <w:r>
-        <w:t xml:space="preserve">“specific, on the record findings . . . demonstrating that closure is essential to preserve higher values and is narrowly tailored to serve that interest.”</w:t>
+        <w:t xml:space="preserve">“specific, on the record findings ⁠. ⁠. ⁠. demonstrating that closure is essential to preserve higher values and is narrowly tailored to serve that interest.”</w:t>
       </w:r>
       <w:r>
         <w:t xml:space="preserve"> </w:t>
@@ -2588,7 +2570,7 @@
         <w:t xml:space="preserve">Firstly, the protective order simply required any litigation party who files the video with the court to ask that it be sealed, which none of them did. Secondly, the Superior Court is forbidden from sealing filings on litigants’ say-so. Practice Book § 11-⁠20A(c) (</w:t>
       </w:r>
       <w:r>
-        <w:t xml:space="preserve">“An agreement of the parties to . . . limit the disclosure of documents on file with the court . . . shall not constitute a sufficient basis for the issuance of such an order.”</w:t>
+        <w:t xml:space="preserve">“An agreement of the parties to ⁠. ⁠. ⁠. limit the disclosure of documents on file with the court ⁠. ⁠. ⁠. shall not constitute a sufficient basis for the issuance of such an order.”</w:t>
       </w:r>
       <w:r>
         <w:t xml:space="preserve">);</w:t>
@@ -2604,13 +2586,7 @@
         <w:t xml:space="preserve">Travelers Indem. Co. v. Excalibur Reinsurance Corp.</w:t>
       </w:r>
       <w:r>
-        <w:t xml:space="preserve">, No. 3:11-CV</w:t>
-      </w:r>
-      <w:r>
-        <w:noBreakHyphen/>
-      </w:r>
-      <w:r>
-        <w:t xml:space="preserve">1209, 2013 WL 4012772, at *11 (D. Conn. Aug. 5, 2013) (explaining that the First Amendment mandates that,</w:t>
+        <w:t xml:space="preserve">, No. 3:11-CV-⁠1209, 2013 WL 4012772, at *11 (D. Conn. Aug. 5, 2013) (explaining that the First Amendment mandates that,</w:t>
       </w:r>
       <w:r>
         <w:t xml:space="preserve"> </w:t>
@@ -2660,7 +2636,7 @@
         <w:t xml:space="preserve"> </w:t>
       </w:r>
       <w:r>
-        <w:t xml:space="preserve">“[t]he time, date, scope and duration of any such order . . . in a writing.”</w:t>
+        <w:t xml:space="preserve">“[t]he time, date, scope and duration of any such order ⁠. ⁠. ⁠. in a writing.”</w:t>
       </w:r>
       <w:r>
         <w:t xml:space="preserve"> </w:t>
@@ -2685,7 +2661,7 @@
         <w:t xml:space="preserve"> </w:t>
       </w:r>
       <w:r>
-        <w:t xml:space="preserve">“specific, on the record findings . . . demonstrating that closure is essential to preserve higher values and is narrowly tailored to serve that interest.”</w:t>
+        <w:t xml:space="preserve">“specific, on the record findings ⁠. ⁠. ⁠. demonstrating that closure is essential to preserve higher values and is narrowly tailored to serve that interest.”</w:t>
       </w:r>
       <w:r>
         <w:t xml:space="preserve">). The protective order relied upon by the presiding judge neither considered nor adjudicated any of the Practice Book or First Amendment requirements, and so was never a valid sealing order.</w:t>
@@ -3124,9 +3100,7 @@
               <w:t xml:space="preserve"> </w:t>
             </w:r>
             <w:r>
-              <w:t xml:space="preserve">471</w:t>
-              <w:noBreakHyphen/>
-              <w:t xml:space="preserve">8471</w:t>
+              <w:t xml:space="preserve">471-⁠8471</w:t>
             </w:r>
           </w:p>
           <w:p>
@@ -3203,9 +3177,7 @@
         <w:t xml:space="preserve"> </w:t>
       </w:r>
       <w:r>
-        <w:t xml:space="preserve">62</w:t>
-        <w:noBreakHyphen/>
-        <w:t xml:space="preserve">7,</w:t>
+        <w:t xml:space="preserve">62-⁠7,</w:t>
       </w:r>
       <w:r>
         <w:t xml:space="preserve"> </w:t>
@@ -4826,7 +4798,7 @@
     <w:qFormat/>
     <w:pPr>
       <w:keepLines/>
-      <w:spacing w:before="0" w:after="140" w:line="414" w:lineRule="exact"/>
+      <w:spacing w:before="46" w:after="140" w:line="414" w:lineRule="exact"/>
     </w:pPr>
     <w:rPr>
       <w:sz w:val="24"/>
